--- a/Bases de Datos II/Kit docente/Clase 13/Quiz Clase 13 - CLAVE DOCENTE.docx
+++ b/Bases de Datos II/Kit docente/Clase 13/Quiz Clase 13 - CLAVE DOCENTE.docx
@@ -148,7 +148,7 @@
           <w:color w:val="2B2B2B"/>
           <w:sz w:val="20"/>
         </w:rPr>
-        <w:t>7. [Abierta] Respuesta de equipo: caso + riesgo (privilegios, backup, TX…).</w:t>
+        <w:t>7. [Abierta] Respuesta propia: caso + riesgo (privilegios, backup, TX…).</w:t>
       </w:r>
     </w:p>
     <w:p>
